--- a/paediatric_ncd_guidelines-Chapter12-Pulmonology.docx
+++ b/paediatric_ncd_guidelines-Chapter12-Pulmonology.docx
@@ -28,7 +28,6 @@
       <w:bookmarkEnd w:id="1"/>
       <w:bookmarkEnd w:id="2"/>
     </w:p>
-    <w:p/>
     <w:p>
       <w:pPr>
         <w:pStyle w:val="TOC2"/>
@@ -46,24 +45,15 @@
         </w:rPr>
       </w:pPr>
       <w:r>
-        <w:rPr>
-          <w:sz w:val="17"/>
-        </w:rPr>
         <w:fldChar w:fldCharType="begin"/>
       </w:r>
       <w:r>
-        <w:rPr>
-          <w:sz w:val="17"/>
-        </w:rPr>
         <w:instrText xml:space="preserve"> TOC \o "2-3" \h \z \u </w:instrText>
       </w:r>
       <w:r>
-        <w:rPr>
-          <w:sz w:val="17"/>
-        </w:rPr>
         <w:fldChar w:fldCharType="separate"/>
       </w:r>
-      <w:hyperlink w:anchor="_Toc220575368" w:history="1">
+      <w:hyperlink w:anchor="_Toc226032882" w:history="1">
         <w:r>
           <w:rPr>
             <w:rStyle w:val="Hyperlink"/>
@@ -90,7 +80,7 @@
             <w:noProof/>
             <w:webHidden/>
           </w:rPr>
-          <w:instrText xml:space="preserve"> PAGEREF _Toc220575368 \h </w:instrText>
+          <w:instrText xml:space="preserve"> PAGEREF _Toc226032882 \h </w:instrText>
         </w:r>
         <w:r>
           <w:rPr>
@@ -137,7 +127,7 @@
           <w14:ligatures w14:val="standardContextual"/>
         </w:rPr>
       </w:pPr>
-      <w:hyperlink w:anchor="_Toc220575369" w:history="1">
+      <w:hyperlink w:anchor="_Toc226032883" w:history="1">
         <w:r>
           <w:rPr>
             <w:rStyle w:val="Hyperlink"/>
@@ -164,7 +154,7 @@
             <w:noProof/>
             <w:webHidden/>
           </w:rPr>
-          <w:instrText xml:space="preserve"> PAGEREF _Toc220575369 \h </w:instrText>
+          <w:instrText xml:space="preserve"> PAGEREF _Toc226032883 \h </w:instrText>
         </w:r>
         <w:r>
           <w:rPr>
@@ -211,7 +201,7 @@
           <w14:ligatures w14:val="standardContextual"/>
         </w:rPr>
       </w:pPr>
-      <w:hyperlink w:anchor="_Toc220575370" w:history="1">
+      <w:hyperlink w:anchor="_Toc226032884" w:history="1">
         <w:r>
           <w:rPr>
             <w:rStyle w:val="Hyperlink"/>
@@ -268,7 +258,7 @@
             <w:noProof/>
             <w:webHidden/>
           </w:rPr>
-          <w:instrText xml:space="preserve"> PAGEREF _Toc220575370 \h </w:instrText>
+          <w:instrText xml:space="preserve"> PAGEREF _Toc226032884 \h </w:instrText>
         </w:r>
         <w:r>
           <w:rPr>
@@ -315,7 +305,7 @@
           <w14:ligatures w14:val="standardContextual"/>
         </w:rPr>
       </w:pPr>
-      <w:hyperlink w:anchor="_Toc220575371" w:history="1">
+      <w:hyperlink w:anchor="_Toc226032885" w:history="1">
         <w:r>
           <w:rPr>
             <w:rStyle w:val="Hyperlink"/>
@@ -342,7 +332,7 @@
             <w:noProof/>
             <w:webHidden/>
           </w:rPr>
-          <w:instrText xml:space="preserve"> PAGEREF _Toc220575371 \h </w:instrText>
+          <w:instrText xml:space="preserve"> PAGEREF _Toc226032885 \h </w:instrText>
         </w:r>
         <w:r>
           <w:rPr>
@@ -389,7 +379,7 @@
           <w14:ligatures w14:val="standardContextual"/>
         </w:rPr>
       </w:pPr>
-      <w:hyperlink w:anchor="_Toc220575372" w:history="1">
+      <w:hyperlink w:anchor="_Toc226032886" w:history="1">
         <w:r>
           <w:rPr>
             <w:rStyle w:val="Hyperlink"/>
@@ -416,7 +406,7 @@
             <w:noProof/>
             <w:webHidden/>
           </w:rPr>
-          <w:instrText xml:space="preserve"> PAGEREF _Toc220575372 \h </w:instrText>
+          <w:instrText xml:space="preserve"> PAGEREF _Toc226032886 \h </w:instrText>
         </w:r>
         <w:r>
           <w:rPr>
@@ -463,7 +453,7 @@
           <w14:ligatures w14:val="standardContextual"/>
         </w:rPr>
       </w:pPr>
-      <w:hyperlink w:anchor="_Toc220575373" w:history="1">
+      <w:hyperlink w:anchor="_Toc226032887" w:history="1">
         <w:r>
           <w:rPr>
             <w:rStyle w:val="Hyperlink"/>
@@ -490,7 +480,7 @@
             <w:noProof/>
             <w:webHidden/>
           </w:rPr>
-          <w:instrText xml:space="preserve"> PAGEREF _Toc220575373 \h </w:instrText>
+          <w:instrText xml:space="preserve"> PAGEREF _Toc226032887 \h </w:instrText>
         </w:r>
         <w:r>
           <w:rPr>
@@ -537,7 +527,7 @@
           <w14:ligatures w14:val="standardContextual"/>
         </w:rPr>
       </w:pPr>
-      <w:hyperlink w:anchor="_Toc220575374" w:history="1">
+      <w:hyperlink w:anchor="_Toc226032888" w:history="1">
         <w:r>
           <w:rPr>
             <w:rStyle w:val="Hyperlink"/>
@@ -624,7 +614,7 @@
             <w:noProof/>
             <w:webHidden/>
           </w:rPr>
-          <w:instrText xml:space="preserve"> PAGEREF _Toc220575374 \h </w:instrText>
+          <w:instrText xml:space="preserve"> PAGEREF _Toc226032888 \h </w:instrText>
         </w:r>
         <w:r>
           <w:rPr>
@@ -671,7 +661,7 @@
           <w14:ligatures w14:val="standardContextual"/>
         </w:rPr>
       </w:pPr>
-      <w:hyperlink w:anchor="_Toc220575375" w:history="1">
+      <w:hyperlink w:anchor="_Toc226032889" w:history="1">
         <w:r>
           <w:rPr>
             <w:rStyle w:val="Hyperlink"/>
@@ -713,7 +703,7 @@
             <w:noProof/>
             <w:webHidden/>
           </w:rPr>
-          <w:instrText xml:space="preserve"> PAGEREF _Toc220575375 \h </w:instrText>
+          <w:instrText xml:space="preserve"> PAGEREF _Toc226032889 \h </w:instrText>
         </w:r>
         <w:r>
           <w:rPr>
@@ -760,7 +750,7 @@
           <w14:ligatures w14:val="standardContextual"/>
         </w:rPr>
       </w:pPr>
-      <w:hyperlink w:anchor="_Toc220575376" w:history="1">
+      <w:hyperlink w:anchor="_Toc226032890" w:history="1">
         <w:r>
           <w:rPr>
             <w:rStyle w:val="Hyperlink"/>
@@ -787,7 +777,7 @@
             <w:noProof/>
             <w:webHidden/>
           </w:rPr>
-          <w:instrText xml:space="preserve"> PAGEREF _Toc220575376 \h </w:instrText>
+          <w:instrText xml:space="preserve"> PAGEREF _Toc226032890 \h </w:instrText>
         </w:r>
         <w:r>
           <w:rPr>
@@ -834,7 +824,7 @@
           <w14:ligatures w14:val="standardContextual"/>
         </w:rPr>
       </w:pPr>
-      <w:hyperlink w:anchor="_Toc220575377" w:history="1">
+      <w:hyperlink w:anchor="_Toc226032891" w:history="1">
         <w:r>
           <w:rPr>
             <w:rStyle w:val="Hyperlink"/>
@@ -861,7 +851,7 @@
             <w:noProof/>
             <w:webHidden/>
           </w:rPr>
-          <w:instrText xml:space="preserve"> PAGEREF _Toc220575377 \h </w:instrText>
+          <w:instrText xml:space="preserve"> PAGEREF _Toc226032891 \h </w:instrText>
         </w:r>
         <w:r>
           <w:rPr>
@@ -908,7 +898,7 @@
           <w14:ligatures w14:val="standardContextual"/>
         </w:rPr>
       </w:pPr>
-      <w:hyperlink w:anchor="_Toc220575378" w:history="1">
+      <w:hyperlink w:anchor="_Toc226032892" w:history="1">
         <w:r>
           <w:rPr>
             <w:rStyle w:val="Hyperlink"/>
@@ -965,7 +955,7 @@
             <w:noProof/>
             <w:webHidden/>
           </w:rPr>
-          <w:instrText xml:space="preserve"> PAGEREF _Toc220575378 \h </w:instrText>
+          <w:instrText xml:space="preserve"> PAGEREF _Toc226032892 \h </w:instrText>
         </w:r>
         <w:r>
           <w:rPr>
@@ -1012,7 +1002,7 @@
           <w14:ligatures w14:val="standardContextual"/>
         </w:rPr>
       </w:pPr>
-      <w:hyperlink w:anchor="_Toc220575379" w:history="1">
+      <w:hyperlink w:anchor="_Toc226032893" w:history="1">
         <w:r>
           <w:rPr>
             <w:rStyle w:val="Hyperlink"/>
@@ -1114,7 +1104,7 @@
             <w:noProof/>
             <w:webHidden/>
           </w:rPr>
-          <w:instrText xml:space="preserve"> PAGEREF _Toc220575379 \h </w:instrText>
+          <w:instrText xml:space="preserve"> PAGEREF _Toc226032893 \h </w:instrText>
         </w:r>
         <w:r>
           <w:rPr>
@@ -1161,7 +1151,7 @@
           <w14:ligatures w14:val="standardContextual"/>
         </w:rPr>
       </w:pPr>
-      <w:hyperlink w:anchor="_Toc220575380" w:history="1">
+      <w:hyperlink w:anchor="_Toc226032894" w:history="1">
         <w:r>
           <w:rPr>
             <w:rStyle w:val="Hyperlink"/>
@@ -1233,7 +1223,7 @@
             <w:noProof/>
             <w:webHidden/>
           </w:rPr>
-          <w:instrText xml:space="preserve"> PAGEREF _Toc220575380 \h </w:instrText>
+          <w:instrText xml:space="preserve"> PAGEREF _Toc226032894 \h </w:instrText>
         </w:r>
         <w:r>
           <w:rPr>
@@ -1280,7 +1270,7 @@
           <w14:ligatures w14:val="standardContextual"/>
         </w:rPr>
       </w:pPr>
-      <w:hyperlink w:anchor="_Toc220575381" w:history="1">
+      <w:hyperlink w:anchor="_Toc226032895" w:history="1">
         <w:r>
           <w:rPr>
             <w:rStyle w:val="Hyperlink"/>
@@ -1337,7 +1327,7 @@
             <w:noProof/>
             <w:webHidden/>
           </w:rPr>
-          <w:instrText xml:space="preserve"> PAGEREF _Toc220575381 \h </w:instrText>
+          <w:instrText xml:space="preserve"> PAGEREF _Toc226032895 \h </w:instrText>
         </w:r>
         <w:r>
           <w:rPr>
@@ -1384,7 +1374,7 @@
           <w14:ligatures w14:val="standardContextual"/>
         </w:rPr>
       </w:pPr>
-      <w:hyperlink w:anchor="_Toc220575382" w:history="1">
+      <w:hyperlink w:anchor="_Toc226032896" w:history="1">
         <w:r>
           <w:rPr>
             <w:rStyle w:val="Hyperlink"/>
@@ -1411,7 +1401,7 @@
             <w:noProof/>
             <w:webHidden/>
           </w:rPr>
-          <w:instrText xml:space="preserve"> PAGEREF _Toc220575382 \h </w:instrText>
+          <w:instrText xml:space="preserve"> PAGEREF _Toc226032896 \h </w:instrText>
         </w:r>
         <w:r>
           <w:rPr>
@@ -1458,7 +1448,7 @@
           <w14:ligatures w14:val="standardContextual"/>
         </w:rPr>
       </w:pPr>
-      <w:hyperlink w:anchor="_Toc220575383" w:history="1">
+      <w:hyperlink w:anchor="_Toc226032897" w:history="1">
         <w:r>
           <w:rPr>
             <w:rStyle w:val="Hyperlink"/>
@@ -1485,7 +1475,7 @@
             <w:noProof/>
             <w:webHidden/>
           </w:rPr>
-          <w:instrText xml:space="preserve"> PAGEREF _Toc220575383 \h </w:instrText>
+          <w:instrText xml:space="preserve"> PAGEREF _Toc226032897 \h </w:instrText>
         </w:r>
         <w:r>
           <w:rPr>
@@ -1532,7 +1522,7 @@
           <w14:ligatures w14:val="standardContextual"/>
         </w:rPr>
       </w:pPr>
-      <w:hyperlink w:anchor="_Toc220575384" w:history="1">
+      <w:hyperlink w:anchor="_Toc226032898" w:history="1">
         <w:r>
           <w:rPr>
             <w:rStyle w:val="Hyperlink"/>
@@ -1559,7 +1549,7 @@
             <w:noProof/>
             <w:webHidden/>
           </w:rPr>
-          <w:instrText xml:space="preserve"> PAGEREF _Toc220575384 \h </w:instrText>
+          <w:instrText xml:space="preserve"> PAGEREF _Toc226032898 \h </w:instrText>
         </w:r>
         <w:r>
           <w:rPr>
@@ -1606,7 +1596,7 @@
           <w14:ligatures w14:val="standardContextual"/>
         </w:rPr>
       </w:pPr>
-      <w:hyperlink w:anchor="_Toc220575385" w:history="1">
+      <w:hyperlink w:anchor="_Toc226032899" w:history="1">
         <w:r>
           <w:rPr>
             <w:rStyle w:val="Hyperlink"/>
@@ -1633,7 +1623,7 @@
             <w:noProof/>
             <w:webHidden/>
           </w:rPr>
-          <w:instrText xml:space="preserve"> PAGEREF _Toc220575385 \h </w:instrText>
+          <w:instrText xml:space="preserve"> PAGEREF _Toc226032899 \h </w:instrText>
         </w:r>
         <w:r>
           <w:rPr>
@@ -1680,7 +1670,7 @@
           <w14:ligatures w14:val="standardContextual"/>
         </w:rPr>
       </w:pPr>
-      <w:hyperlink w:anchor="_Toc220575386" w:history="1">
+      <w:hyperlink w:anchor="_Toc226032900" w:history="1">
         <w:r>
           <w:rPr>
             <w:rStyle w:val="Hyperlink"/>
@@ -1707,7 +1697,7 @@
             <w:noProof/>
             <w:webHidden/>
           </w:rPr>
-          <w:instrText xml:space="preserve"> PAGEREF _Toc220575386 \h </w:instrText>
+          <w:instrText xml:space="preserve"> PAGEREF _Toc226032900 \h </w:instrText>
         </w:r>
         <w:r>
           <w:rPr>
@@ -1754,7 +1744,7 @@
           <w14:ligatures w14:val="standardContextual"/>
         </w:rPr>
       </w:pPr>
-      <w:hyperlink w:anchor="_Toc220575387" w:history="1">
+      <w:hyperlink w:anchor="_Toc226032901" w:history="1">
         <w:r>
           <w:rPr>
             <w:rStyle w:val="Hyperlink"/>
@@ -1796,7 +1786,7 @@
             <w:noProof/>
             <w:webHidden/>
           </w:rPr>
-          <w:instrText xml:space="preserve"> PAGEREF _Toc220575387 \h </w:instrText>
+          <w:instrText xml:space="preserve"> PAGEREF _Toc226032901 \h </w:instrText>
         </w:r>
         <w:r>
           <w:rPr>
@@ -1843,7 +1833,7 @@
           <w14:ligatures w14:val="standardContextual"/>
         </w:rPr>
       </w:pPr>
-      <w:hyperlink w:anchor="_Toc220575388" w:history="1">
+      <w:hyperlink w:anchor="_Toc226032902" w:history="1">
         <w:r>
           <w:rPr>
             <w:rStyle w:val="Hyperlink"/>
@@ -1870,7 +1860,7 @@
             <w:noProof/>
             <w:webHidden/>
           </w:rPr>
-          <w:instrText xml:space="preserve"> PAGEREF _Toc220575388 \h </w:instrText>
+          <w:instrText xml:space="preserve"> PAGEREF _Toc226032902 \h </w:instrText>
         </w:r>
         <w:r>
           <w:rPr>
@@ -1917,7 +1907,7 @@
           <w14:ligatures w14:val="standardContextual"/>
         </w:rPr>
       </w:pPr>
-      <w:hyperlink w:anchor="_Toc220575389" w:history="1">
+      <w:hyperlink w:anchor="_Toc226032903" w:history="1">
         <w:r>
           <w:rPr>
             <w:rStyle w:val="Hyperlink"/>
@@ -1959,7 +1949,7 @@
             <w:noProof/>
             <w:webHidden/>
           </w:rPr>
-          <w:instrText xml:space="preserve"> PAGEREF _Toc220575389 \h </w:instrText>
+          <w:instrText xml:space="preserve"> PAGEREF _Toc226032903 \h </w:instrText>
         </w:r>
         <w:r>
           <w:rPr>
@@ -2006,7 +1996,7 @@
           <w14:ligatures w14:val="standardContextual"/>
         </w:rPr>
       </w:pPr>
-      <w:hyperlink w:anchor="_Toc220575390" w:history="1">
+      <w:hyperlink w:anchor="_Toc226032904" w:history="1">
         <w:r>
           <w:rPr>
             <w:rStyle w:val="Hyperlink"/>
@@ -2033,7 +2023,7 @@
             <w:noProof/>
             <w:webHidden/>
           </w:rPr>
-          <w:instrText xml:space="preserve"> PAGEREF _Toc220575390 \h </w:instrText>
+          <w:instrText xml:space="preserve"> PAGEREF _Toc226032904 \h </w:instrText>
         </w:r>
         <w:r>
           <w:rPr>
@@ -2080,7 +2070,7 @@
           <w14:ligatures w14:val="standardContextual"/>
         </w:rPr>
       </w:pPr>
-      <w:hyperlink w:anchor="_Toc220575391" w:history="1">
+      <w:hyperlink w:anchor="_Toc226032905" w:history="1">
         <w:r>
           <w:rPr>
             <w:rStyle w:val="Hyperlink"/>
@@ -2107,7 +2097,7 @@
             <w:noProof/>
             <w:webHidden/>
           </w:rPr>
-          <w:instrText xml:space="preserve"> PAGEREF _Toc220575391 \h </w:instrText>
+          <w:instrText xml:space="preserve"> PAGEREF _Toc226032905 \h </w:instrText>
         </w:r>
         <w:r>
           <w:rPr>
@@ -2154,7 +2144,7 @@
           <w14:ligatures w14:val="standardContextual"/>
         </w:rPr>
       </w:pPr>
-      <w:hyperlink w:anchor="_Toc220575392" w:history="1">
+      <w:hyperlink w:anchor="_Toc226032906" w:history="1">
         <w:r>
           <w:rPr>
             <w:rStyle w:val="Hyperlink"/>
@@ -2181,7 +2171,7 @@
             <w:noProof/>
             <w:webHidden/>
           </w:rPr>
-          <w:instrText xml:space="preserve"> PAGEREF _Toc220575392 \h </w:instrText>
+          <w:instrText xml:space="preserve"> PAGEREF _Toc226032906 \h </w:instrText>
         </w:r>
         <w:r>
           <w:rPr>
@@ -2228,7 +2218,7 @@
           <w14:ligatures w14:val="standardContextual"/>
         </w:rPr>
       </w:pPr>
-      <w:hyperlink w:anchor="_Toc220575393" w:history="1">
+      <w:hyperlink w:anchor="_Toc226032907" w:history="1">
         <w:r>
           <w:rPr>
             <w:rStyle w:val="Hyperlink"/>
@@ -2255,7 +2245,7 @@
             <w:noProof/>
             <w:webHidden/>
           </w:rPr>
-          <w:instrText xml:space="preserve"> PAGEREF _Toc220575393 \h </w:instrText>
+          <w:instrText xml:space="preserve"> PAGEREF _Toc226032907 \h </w:instrText>
         </w:r>
         <w:r>
           <w:rPr>
@@ -2302,7 +2292,7 @@
           <w14:ligatures w14:val="standardContextual"/>
         </w:rPr>
       </w:pPr>
-      <w:hyperlink w:anchor="_Toc220575394" w:history="1">
+      <w:hyperlink w:anchor="_Toc226032908" w:history="1">
         <w:r>
           <w:rPr>
             <w:rStyle w:val="Hyperlink"/>
@@ -2329,7 +2319,7 @@
             <w:noProof/>
             <w:webHidden/>
           </w:rPr>
-          <w:instrText xml:space="preserve"> PAGEREF _Toc220575394 \h </w:instrText>
+          <w:instrText xml:space="preserve"> PAGEREF _Toc226032908 \h </w:instrText>
         </w:r>
         <w:r>
           <w:rPr>
@@ -2376,7 +2366,7 @@
           <w14:ligatures w14:val="standardContextual"/>
         </w:rPr>
       </w:pPr>
-      <w:hyperlink w:anchor="_Toc220575395" w:history="1">
+      <w:hyperlink w:anchor="_Toc226032909" w:history="1">
         <w:r>
           <w:rPr>
             <w:rStyle w:val="Hyperlink"/>
@@ -2418,7 +2408,7 @@
             <w:noProof/>
             <w:webHidden/>
           </w:rPr>
-          <w:instrText xml:space="preserve"> PAGEREF _Toc220575395 \h </w:instrText>
+          <w:instrText xml:space="preserve"> PAGEREF _Toc226032909 \h </w:instrText>
         </w:r>
         <w:r>
           <w:rPr>
@@ -2465,7 +2455,7 @@
           <w14:ligatures w14:val="standardContextual"/>
         </w:rPr>
       </w:pPr>
-      <w:hyperlink w:anchor="_Toc220575396" w:history="1">
+      <w:hyperlink w:anchor="_Toc226032910" w:history="1">
         <w:r>
           <w:rPr>
             <w:rStyle w:val="Hyperlink"/>
@@ -2492,7 +2482,7 @@
             <w:noProof/>
             <w:webHidden/>
           </w:rPr>
-          <w:instrText xml:space="preserve"> PAGEREF _Toc220575396 \h </w:instrText>
+          <w:instrText xml:space="preserve"> PAGEREF _Toc226032910 \h </w:instrText>
         </w:r>
         <w:r>
           <w:rPr>
@@ -2539,7 +2529,7 @@
           <w14:ligatures w14:val="standardContextual"/>
         </w:rPr>
       </w:pPr>
-      <w:hyperlink w:anchor="_Toc220575397" w:history="1">
+      <w:hyperlink w:anchor="_Toc226032911" w:history="1">
         <w:r>
           <w:rPr>
             <w:rStyle w:val="Hyperlink"/>
@@ -2566,7 +2556,7 @@
             <w:noProof/>
             <w:webHidden/>
           </w:rPr>
-          <w:instrText xml:space="preserve"> PAGEREF _Toc220575397 \h </w:instrText>
+          <w:instrText xml:space="preserve"> PAGEREF _Toc226032911 \h </w:instrText>
         </w:r>
         <w:r>
           <w:rPr>
@@ -2613,7 +2603,7 @@
           <w14:ligatures w14:val="standardContextual"/>
         </w:rPr>
       </w:pPr>
-      <w:hyperlink w:anchor="_Toc220575398" w:history="1">
+      <w:hyperlink w:anchor="_Toc226032912" w:history="1">
         <w:r>
           <w:rPr>
             <w:rStyle w:val="Hyperlink"/>
@@ -2640,7 +2630,7 @@
             <w:noProof/>
             <w:webHidden/>
           </w:rPr>
-          <w:instrText xml:space="preserve"> PAGEREF _Toc220575398 \h </w:instrText>
+          <w:instrText xml:space="preserve"> PAGEREF _Toc226032912 \h </w:instrText>
         </w:r>
         <w:r>
           <w:rPr>
@@ -2687,7 +2677,7 @@
           <w14:ligatures w14:val="standardContextual"/>
         </w:rPr>
       </w:pPr>
-      <w:hyperlink w:anchor="_Toc220575399" w:history="1">
+      <w:hyperlink w:anchor="_Toc226032913" w:history="1">
         <w:r>
           <w:rPr>
             <w:rStyle w:val="Hyperlink"/>
@@ -2714,7 +2704,7 @@
             <w:noProof/>
             <w:webHidden/>
           </w:rPr>
-          <w:instrText xml:space="preserve"> PAGEREF _Toc220575399 \h </w:instrText>
+          <w:instrText xml:space="preserve"> PAGEREF _Toc226032913 \h </w:instrText>
         </w:r>
         <w:r>
           <w:rPr>
@@ -2761,7 +2751,7 @@
           <w14:ligatures w14:val="standardContextual"/>
         </w:rPr>
       </w:pPr>
-      <w:hyperlink w:anchor="_Toc220575400" w:history="1">
+      <w:hyperlink w:anchor="_Toc226032914" w:history="1">
         <w:r>
           <w:rPr>
             <w:rStyle w:val="Hyperlink"/>
@@ -2788,7 +2778,7 @@
             <w:noProof/>
             <w:webHidden/>
           </w:rPr>
-          <w:instrText xml:space="preserve"> PAGEREF _Toc220575400 \h </w:instrText>
+          <w:instrText xml:space="preserve"> PAGEREF _Toc226032914 \h </w:instrText>
         </w:r>
         <w:r>
           <w:rPr>
@@ -2835,7 +2825,7 @@
           <w14:ligatures w14:val="standardContextual"/>
         </w:rPr>
       </w:pPr>
-      <w:hyperlink w:anchor="_Toc220575401" w:history="1">
+      <w:hyperlink w:anchor="_Toc226032915" w:history="1">
         <w:r>
           <w:rPr>
             <w:rStyle w:val="Hyperlink"/>
@@ -2862,7 +2852,7 @@
             <w:noProof/>
             <w:webHidden/>
           </w:rPr>
-          <w:instrText xml:space="preserve"> PAGEREF _Toc220575401 \h </w:instrText>
+          <w:instrText xml:space="preserve"> PAGEREF _Toc226032915 \h </w:instrText>
         </w:r>
         <w:r>
           <w:rPr>
@@ -2909,7 +2899,7 @@
           <w14:ligatures w14:val="standardContextual"/>
         </w:rPr>
       </w:pPr>
-      <w:hyperlink w:anchor="_Toc220575402" w:history="1">
+      <w:hyperlink w:anchor="_Toc226032916" w:history="1">
         <w:r>
           <w:rPr>
             <w:rStyle w:val="Hyperlink"/>
@@ -2936,7 +2926,7 @@
             <w:noProof/>
             <w:webHidden/>
           </w:rPr>
-          <w:instrText xml:space="preserve"> PAGEREF _Toc220575402 \h </w:instrText>
+          <w:instrText xml:space="preserve"> PAGEREF _Toc226032916 \h </w:instrText>
         </w:r>
         <w:r>
           <w:rPr>
@@ -2983,7 +2973,7 @@
           <w14:ligatures w14:val="standardContextual"/>
         </w:rPr>
       </w:pPr>
-      <w:hyperlink w:anchor="_Toc220575403" w:history="1">
+      <w:hyperlink w:anchor="_Toc226032917" w:history="1">
         <w:r>
           <w:rPr>
             <w:rStyle w:val="Hyperlink"/>
@@ -3025,7 +3015,7 @@
             <w:noProof/>
             <w:webHidden/>
           </w:rPr>
-          <w:instrText xml:space="preserve"> PAGEREF _Toc220575403 \h </w:instrText>
+          <w:instrText xml:space="preserve"> PAGEREF _Toc226032917 \h </w:instrText>
         </w:r>
         <w:r>
           <w:rPr>
@@ -3072,7 +3062,7 @@
           <w14:ligatures w14:val="standardContextual"/>
         </w:rPr>
       </w:pPr>
-      <w:hyperlink w:anchor="_Toc220575404" w:history="1">
+      <w:hyperlink w:anchor="_Toc226032918" w:history="1">
         <w:r>
           <w:rPr>
             <w:rStyle w:val="Hyperlink"/>
@@ -3099,7 +3089,7 @@
             <w:noProof/>
             <w:webHidden/>
           </w:rPr>
-          <w:instrText xml:space="preserve"> PAGEREF _Toc220575404 \h </w:instrText>
+          <w:instrText xml:space="preserve"> PAGEREF _Toc226032918 \h </w:instrText>
         </w:r>
         <w:r>
           <w:rPr>
@@ -3146,7 +3136,7 @@
           <w14:ligatures w14:val="standardContextual"/>
         </w:rPr>
       </w:pPr>
-      <w:hyperlink w:anchor="_Toc220575405" w:history="1">
+      <w:hyperlink w:anchor="_Toc226032919" w:history="1">
         <w:r>
           <w:rPr>
             <w:rStyle w:val="Hyperlink"/>
@@ -3173,7 +3163,7 @@
             <w:noProof/>
             <w:webHidden/>
           </w:rPr>
-          <w:instrText xml:space="preserve"> PAGEREF _Toc220575405 \h </w:instrText>
+          <w:instrText xml:space="preserve"> PAGEREF _Toc226032919 \h </w:instrText>
         </w:r>
         <w:r>
           <w:rPr>
@@ -3205,17 +3195,16 @@
       </w:hyperlink>
     </w:p>
     <w:p>
+      <w:r>
+        <w:fldChar w:fldCharType="end"/>
+      </w:r>
+    </w:p>
+    <w:p>
       <w:pPr>
         <w:rPr>
           <w:sz w:val="17"/>
         </w:rPr>
       </w:pPr>
-      <w:r>
-        <w:rPr>
-          <w:sz w:val="17"/>
-        </w:rPr>
-        <w:fldChar w:fldCharType="end"/>
-      </w:r>
       <w:r>
         <w:rPr>
           <w:noProof/>
@@ -3224,7 +3213,7 @@
         <mc:AlternateContent>
           <mc:Choice Requires="wps">
             <w:drawing>
-              <wp:anchor distT="0" distB="0" distL="0" distR="0" simplePos="0" relativeHeight="251659264" behindDoc="0" locked="0" layoutInCell="0" allowOverlap="1" wp14:anchorId="3257ED4F" wp14:editId="7237B215">
+              <wp:anchor distT="0" distB="0" distL="0" distR="0" simplePos="0" relativeHeight="251659264" behindDoc="0" locked="0" layoutInCell="0" allowOverlap="1" wp14:anchorId="0F355878" wp14:editId="0C8F9D08">
                 <wp:simplePos x="0" y="0"/>
                 <wp:positionH relativeFrom="page">
                   <wp:posOffset>621030</wp:posOffset>
@@ -3277,7 +3266,7 @@
           </mc:Choice>
           <mc:Fallback>
             <w:pict>
-              <v:rect w14:anchorId="2D44CAE9" id="docshape2034" o:spid="_x0000_s1026" style="position:absolute;margin-left:48.9pt;margin-top:12.5pt;width:510.4pt;height:3pt;z-index:251659264;visibility:visible;mso-wrap-style:square;mso-wrap-distance-left:0;mso-wrap-distance-top:0;mso-wrap-distance-right:0;mso-wrap-distance-bottom:0;mso-position-horizontal:absolute;mso-position-horizontal-relative:page;mso-position-vertical:absolute;mso-position-vertical-relative:text;v-text-anchor:top" o:gfxdata="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" o:allowincell="f" fillcolor="#37a462" stroked="f" strokeweight="0">
+              <v:rect w14:anchorId="510A1FBF" id="docshape2034" o:spid="_x0000_s1026" style="position:absolute;margin-left:48.9pt;margin-top:12.5pt;width:510.4pt;height:3pt;z-index:251659264;visibility:visible;mso-wrap-style:square;mso-wrap-distance-left:0;mso-wrap-distance-top:0;mso-wrap-distance-right:0;mso-wrap-distance-bottom:0;mso-position-horizontal:absolute;mso-position-horizontal-relative:page;mso-position-vertical:absolute;mso-position-vertical-relative:text;v-text-anchor:top" o:gfxdata="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" o:allowincell="f" fillcolor="#37a462" stroked="f" strokeweight="0">
                 <w10:wrap type="topAndBottom" anchorx="page"/>
               </v:rect>
             </w:pict>
@@ -3291,7 +3280,7 @@
       </w:pPr>
       <w:bookmarkStart w:id="3" w:name="_TOC_250014"/>
       <w:bookmarkStart w:id="4" w:name="_Toc219820727"/>
-      <w:bookmarkStart w:id="5" w:name="_Toc220575368"/>
+      <w:bookmarkStart w:id="5" w:name="_Toc226032882"/>
       <w:bookmarkEnd w:id="3"/>
       <w:r>
         <w:t>Asthma</w:t>
@@ -3304,7 +3293,7 @@
         <w:pStyle w:val="Heading3"/>
         <w:spacing w:line="240" w:lineRule="auto"/>
       </w:pPr>
-      <w:bookmarkStart w:id="6" w:name="_Toc220575369"/>
+      <w:bookmarkStart w:id="6" w:name="_Toc226032883"/>
       <w:r>
         <w:t>Definition</w:t>
       </w:r>
@@ -3910,7 +3899,7 @@
         <w:pStyle w:val="Heading3"/>
         <w:spacing w:line="240" w:lineRule="auto"/>
       </w:pPr>
-      <w:bookmarkStart w:id="7" w:name="_Toc220575370"/>
+      <w:bookmarkStart w:id="7" w:name="_Toc226032884"/>
       <w:r>
         <w:t>Diagnostic</w:t>
       </w:r>
@@ -4730,7 +4719,7 @@
         <w:pStyle w:val="Heading3"/>
         <w:spacing w:line="240" w:lineRule="auto"/>
       </w:pPr>
-      <w:bookmarkStart w:id="8" w:name="_Toc220575371"/>
+      <w:bookmarkStart w:id="8" w:name="_Toc226032885"/>
       <w:r>
         <w:t>Prevention/promotion</w:t>
       </w:r>
@@ -4830,7 +4819,7 @@
         <w:pStyle w:val="Heading3"/>
         <w:spacing w:line="240" w:lineRule="auto"/>
       </w:pPr>
-      <w:bookmarkStart w:id="9" w:name="_Toc220575372"/>
+      <w:bookmarkStart w:id="9" w:name="_Toc226032886"/>
       <w:r>
         <w:t>Risk factors</w:t>
       </w:r>
@@ -4890,7 +4879,7 @@
         <w:pStyle w:val="Heading3"/>
         <w:spacing w:line="240" w:lineRule="auto"/>
       </w:pPr>
-      <w:bookmarkStart w:id="10" w:name="_Toc220575373"/>
+      <w:bookmarkStart w:id="10" w:name="_Toc226032887"/>
       <w:r>
         <w:t>Signs and symptoms</w:t>
       </w:r>
@@ -5216,7 +5205,7 @@
       <w:pPr>
         <w:pStyle w:val="Heading3"/>
       </w:pPr>
-      <w:bookmarkStart w:id="11" w:name="_Toc220575374"/>
+      <w:bookmarkStart w:id="11" w:name="_Toc226032888"/>
       <w:r>
         <w:t>Classification</w:t>
       </w:r>
@@ -6275,7 +6264,7 @@
               <mc:AlternateContent>
                 <mc:Choice Requires="wps">
                   <w:drawing>
-                    <wp:anchor distT="0" distB="12700" distL="0" distR="5715" simplePos="0" relativeHeight="251661312" behindDoc="0" locked="0" layoutInCell="1" allowOverlap="1" wp14:anchorId="5DB7CD48" wp14:editId="6F4B3485">
+                    <wp:anchor distT="0" distB="12700" distL="0" distR="5715" simplePos="0" relativeHeight="251661312" behindDoc="0" locked="0" layoutInCell="1" allowOverlap="1" wp14:anchorId="7C88008A" wp14:editId="088996A9">
                       <wp:simplePos x="0" y="0"/>
                       <wp:positionH relativeFrom="page">
                         <wp:posOffset>1815465</wp:posOffset>
@@ -6328,7 +6317,7 @@
                 </mc:Choice>
                 <mc:Fallback>
                   <w:pict>
-                    <v:line w14:anchorId="186D77C9" id="Line 302" o:spid="_x0000_s1026" style="position:absolute;z-index:251661312;visibility:visible;mso-wrap-style:square;mso-wrap-distance-left:0;mso-wrap-distance-top:0;mso-wrap-distance-right:.45pt;mso-wrap-distance-bottom:1pt;mso-position-horizontal:absolute;mso-position-horizontal-relative:page;mso-position-vertical:absolute;mso-position-vertical-relative:page" from="142.95pt,85.4pt" to="146.5pt,85.45pt" o:gfxdata="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" strokecolor="#231f20" strokeweight=".35pt">
+                    <v:line w14:anchorId="2C828B82" id="Line 302" o:spid="_x0000_s1026" style="position:absolute;z-index:251661312;visibility:visible;mso-wrap-style:square;mso-wrap-distance-left:0;mso-wrap-distance-top:0;mso-wrap-distance-right:.45pt;mso-wrap-distance-bottom:1pt;mso-position-horizontal:absolute;mso-position-horizontal-relative:page;mso-position-vertical:absolute;mso-position-vertical-relative:page" from="142.95pt,85.4pt" to="146.5pt,85.45pt" o:gfxdata="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" strokecolor="#231f20" strokeweight=".35pt">
                       <w10:wrap anchorx="page" anchory="page"/>
                     </v:line>
                   </w:pict>
@@ -6342,7 +6331,7 @@
               <mc:AlternateContent>
                 <mc:Choice Requires="wps">
                   <w:drawing>
-                    <wp:anchor distT="0" distB="12700" distL="0" distR="5715" simplePos="0" relativeHeight="251662336" behindDoc="0" locked="0" layoutInCell="1" allowOverlap="1" wp14:anchorId="332ACBB4" wp14:editId="0BD575C3">
+                    <wp:anchor distT="0" distB="12700" distL="0" distR="5715" simplePos="0" relativeHeight="251662336" behindDoc="0" locked="0" layoutInCell="1" allowOverlap="1" wp14:anchorId="216593DC" wp14:editId="50E616D1">
                       <wp:simplePos x="0" y="0"/>
                       <wp:positionH relativeFrom="page">
                         <wp:posOffset>1035050</wp:posOffset>
@@ -6395,7 +6384,7 @@
                 </mc:Choice>
                 <mc:Fallback>
                   <w:pict>
-                    <v:line w14:anchorId="7F05F9D9" id="Line 301" o:spid="_x0000_s1026" style="position:absolute;z-index:251662336;visibility:visible;mso-wrap-style:square;mso-wrap-distance-left:0;mso-wrap-distance-top:0;mso-wrap-distance-right:.45pt;mso-wrap-distance-bottom:1pt;mso-position-horizontal:absolute;mso-position-horizontal-relative:page;mso-position-vertical:absolute;mso-position-vertical-relative:page" from="81.5pt,317.35pt" to="85.05pt,317.35pt" o:gfxdata="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" strokecolor="#231f20" strokeweight=".35pt">
+                    <v:line w14:anchorId="49925BE7" id="Line 301" o:spid="_x0000_s1026" style="position:absolute;z-index:251662336;visibility:visible;mso-wrap-style:square;mso-wrap-distance-left:0;mso-wrap-distance-top:0;mso-wrap-distance-right:.45pt;mso-wrap-distance-bottom:1pt;mso-position-horizontal:absolute;mso-position-horizontal-relative:page;mso-position-vertical:absolute;mso-position-vertical-relative:page" from="81.5pt,317.35pt" to="85.05pt,317.35pt" o:gfxdata="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" strokecolor="#231f20" strokeweight=".35pt">
                       <w10:wrap anchorx="page" anchory="page"/>
                     </v:line>
                   </w:pict>
@@ -8134,7 +8123,7 @@
       <w:pPr>
         <w:pStyle w:val="Heading3"/>
       </w:pPr>
-      <w:bookmarkStart w:id="12" w:name="_Toc220575375"/>
+      <w:bookmarkStart w:id="12" w:name="_Toc226032889"/>
       <w:r>
         <w:t>Differential</w:t>
       </w:r>
@@ -8230,7 +8219,7 @@
           <w:spacing w:val="-3"/>
         </w:rPr>
       </w:pPr>
-      <w:bookmarkStart w:id="13" w:name="_Toc220575376"/>
+      <w:bookmarkStart w:id="13" w:name="_Toc226032890"/>
       <w:r>
         <w:t>Management</w:t>
       </w:r>
@@ -10578,7 +10567,7 @@
                 <w:szCs w:val="26"/>
               </w:rPr>
             </w:pPr>
-            <w:bookmarkStart w:id="14" w:name="_Toc220575377"/>
+            <w:bookmarkStart w:id="14" w:name="_Toc226032891"/>
             <w:r>
               <w:rPr>
                 <w:szCs w:val="26"/>
@@ -13286,7 +13275,7 @@
         <w:pStyle w:val="Heading3"/>
         <w:spacing w:line="240" w:lineRule="auto"/>
       </w:pPr>
-      <w:bookmarkStart w:id="15" w:name="_Toc220575378"/>
+      <w:bookmarkStart w:id="15" w:name="_Toc226032892"/>
       <w:r>
         <w:t>Steps for use</w:t>
       </w:r>
@@ -14940,7 +14929,7 @@
         <w:pStyle w:val="Heading3"/>
         <w:spacing w:line="240" w:lineRule="auto"/>
       </w:pPr>
-      <w:bookmarkStart w:id="16" w:name="_Toc220575379"/>
+      <w:bookmarkStart w:id="16" w:name="_Toc226032893"/>
       <w:r>
         <w:t>Assessment</w:t>
       </w:r>
@@ -19650,7 +19639,7 @@
         <w:pStyle w:val="Heading3"/>
         <w:spacing w:before="0" w:line="240" w:lineRule="auto"/>
       </w:pPr>
-      <w:bookmarkStart w:id="17" w:name="_Toc220575380"/>
+      <w:bookmarkStart w:id="17" w:name="_Toc226032894"/>
       <w:r>
         <w:lastRenderedPageBreak/>
         <w:t>Classification of asthma</w:t>
@@ -21704,7 +21693,7 @@
         <w:pStyle w:val="Heading3"/>
         <w:spacing w:before="0" w:line="240" w:lineRule="auto"/>
       </w:pPr>
-      <w:bookmarkStart w:id="18" w:name="_Toc220575381"/>
+      <w:bookmarkStart w:id="18" w:name="_Toc226032895"/>
       <w:r>
         <w:lastRenderedPageBreak/>
         <w:t>Starting Asthma treatment in</w:t>
@@ -24038,7 +24027,7 @@
         <mc:AlternateContent>
           <mc:Choice Requires="wps">
             <w:drawing>
-              <wp:anchor distT="0" distB="6985" distL="0" distR="5715" simplePos="0" relativeHeight="251660288" behindDoc="0" locked="0" layoutInCell="0" allowOverlap="1" wp14:anchorId="17136441" wp14:editId="5DF9BDBF">
+              <wp:anchor distT="0" distB="6985" distL="0" distR="5715" simplePos="0" relativeHeight="251660288" behindDoc="0" locked="0" layoutInCell="0" allowOverlap="1" wp14:anchorId="26063D19" wp14:editId="5862B482">
                 <wp:simplePos x="0" y="0"/>
                 <wp:positionH relativeFrom="page">
                   <wp:posOffset>457200</wp:posOffset>
@@ -24111,7 +24100,7 @@
           </mc:Choice>
           <mc:Fallback>
             <w:pict>
-              <v:shape w14:anchorId="02454126" id="docshape2060" o:spid="_x0000_s1026" style="position:absolute;margin-left:36pt;margin-top:16.55pt;width:1in;height:.1pt;z-index:251660288;visibility:visible;mso-wrap-style:square;mso-wrap-distance-left:0;mso-wrap-distance-top:0;mso-wrap-distance-right:.45pt;mso-wrap-distance-bottom:.55pt;mso-position-horizontal:absolute;mso-position-horizontal-relative:page;mso-position-vertical:absolute;mso-position-vertical-relative:text;v-text-anchor:top" coordsize="1440,1440" o:gfxdata="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" o:allowincell="f" path="m,l1440,e" filled="f" strokecolor="#231f20" strokeweight="1pt">
+              <v:shape w14:anchorId="1992AF6F" id="docshape2060" o:spid="_x0000_s1026" style="position:absolute;margin-left:36pt;margin-top:16.55pt;width:1in;height:.1pt;z-index:251660288;visibility:visible;mso-wrap-style:square;mso-wrap-distance-left:0;mso-wrap-distance-top:0;mso-wrap-distance-right:.45pt;mso-wrap-distance-bottom:.55pt;mso-position-horizontal:absolute;mso-position-horizontal-relative:page;mso-position-vertical:absolute;mso-position-vertical-relative:text;v-text-anchor:top" coordsize="1440,1440" o:gfxdata="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" o:allowincell="f" path="m,l1440,e" filled="f" strokecolor="#231f20" strokeweight="1pt">
                 <v:path arrowok="t" textboxrect="0,0,1441,2160"/>
                 <w10:wrap type="topAndBottom" anchorx="page"/>
               </v:shape>
@@ -24663,7 +24652,7 @@
         <w:spacing w:before="0"/>
       </w:pPr>
       <w:bookmarkStart w:id="20" w:name="_Toc219820728"/>
-      <w:bookmarkStart w:id="21" w:name="_Toc220575382"/>
+      <w:bookmarkStart w:id="21" w:name="_Toc226032896"/>
       <w:r>
         <w:lastRenderedPageBreak/>
         <w:t>Laryngomalacia</w:t>
@@ -24676,7 +24665,7 @@
         <w:pStyle w:val="Heading3"/>
         <w:spacing w:line="240" w:lineRule="auto"/>
       </w:pPr>
-      <w:bookmarkStart w:id="22" w:name="_Toc220575383"/>
+      <w:bookmarkStart w:id="22" w:name="_Toc226032897"/>
       <w:r>
         <w:t>Definition</w:t>
       </w:r>
@@ -24844,7 +24833,7 @@
         <w:pStyle w:val="Heading3"/>
         <w:spacing w:line="240" w:lineRule="auto"/>
       </w:pPr>
-      <w:bookmarkStart w:id="23" w:name="_Toc220575384"/>
+      <w:bookmarkStart w:id="23" w:name="_Toc226032898"/>
       <w:r>
         <w:t>Risk factors/causes</w:t>
       </w:r>
@@ -24908,7 +24897,7 @@
         <w:pStyle w:val="Heading3"/>
         <w:spacing w:line="240" w:lineRule="auto"/>
       </w:pPr>
-      <w:bookmarkStart w:id="24" w:name="_Toc220575385"/>
+      <w:bookmarkStart w:id="24" w:name="_Toc226032899"/>
       <w:r>
         <w:t>Signs and Symptoms</w:t>
       </w:r>
@@ -24948,7 +24937,7 @@
         <w:pStyle w:val="Heading3"/>
         <w:spacing w:line="240" w:lineRule="auto"/>
       </w:pPr>
-      <w:bookmarkStart w:id="25" w:name="_Toc220575386"/>
+      <w:bookmarkStart w:id="25" w:name="_Toc226032900"/>
       <w:r>
         <w:t>Investigations</w:t>
       </w:r>
@@ -24984,7 +24973,7 @@
         <w:pStyle w:val="Heading3"/>
         <w:spacing w:line="240" w:lineRule="auto"/>
       </w:pPr>
-      <w:bookmarkStart w:id="26" w:name="_Toc220575387"/>
+      <w:bookmarkStart w:id="26" w:name="_Toc226032901"/>
       <w:r>
         <w:t>Differential</w:t>
       </w:r>
@@ -25081,7 +25070,7 @@
         <w:pStyle w:val="Heading3"/>
         <w:spacing w:line="240" w:lineRule="auto"/>
       </w:pPr>
-      <w:bookmarkStart w:id="27" w:name="_Toc220575388"/>
+      <w:bookmarkStart w:id="27" w:name="_Toc226032902"/>
       <w:r>
         <w:t>Management</w:t>
       </w:r>
@@ -25680,7 +25669,7 @@
         <w:spacing w:before="0"/>
       </w:pPr>
       <w:bookmarkStart w:id="29" w:name="_Toc219820729"/>
-      <w:bookmarkStart w:id="30" w:name="_Toc220575389"/>
+      <w:bookmarkStart w:id="30" w:name="_Toc226032903"/>
       <w:r>
         <w:lastRenderedPageBreak/>
         <w:t>Obstructive</w:t>
@@ -25706,7 +25695,7 @@
         <w:pStyle w:val="Heading3"/>
         <w:spacing w:line="240" w:lineRule="auto"/>
       </w:pPr>
-      <w:bookmarkStart w:id="31" w:name="_Toc220575390"/>
+      <w:bookmarkStart w:id="31" w:name="_Toc226032904"/>
       <w:r>
         <w:t>Definition</w:t>
       </w:r>
@@ -25849,7 +25838,7 @@
         <w:pStyle w:val="Heading3"/>
         <w:spacing w:line="240" w:lineRule="auto"/>
       </w:pPr>
-      <w:bookmarkStart w:id="32" w:name="_Toc220575391"/>
+      <w:bookmarkStart w:id="32" w:name="_Toc226032905"/>
       <w:r>
         <w:t>Causes/risk factors</w:t>
       </w:r>
@@ -25988,7 +25977,7 @@
         <w:pStyle w:val="Heading3"/>
         <w:spacing w:line="240" w:lineRule="auto"/>
       </w:pPr>
-      <w:bookmarkStart w:id="33" w:name="_Toc220575392"/>
+      <w:bookmarkStart w:id="33" w:name="_Toc226032906"/>
       <w:r>
         <w:t>Prevention/promotion</w:t>
       </w:r>
@@ -26040,7 +26029,7 @@
         <w:pStyle w:val="Heading3"/>
         <w:spacing w:line="240" w:lineRule="auto"/>
       </w:pPr>
-      <w:bookmarkStart w:id="34" w:name="_Toc220575393"/>
+      <w:bookmarkStart w:id="34" w:name="_Toc226032907"/>
       <w:r>
         <w:t>Signs and Symptoms</w:t>
       </w:r>
@@ -26467,7 +26456,7 @@
         <w:pStyle w:val="Heading3"/>
         <w:spacing w:line="240" w:lineRule="auto"/>
       </w:pPr>
-      <w:bookmarkStart w:id="35" w:name="_Toc220575394"/>
+      <w:bookmarkStart w:id="35" w:name="_Toc226032908"/>
       <w:r>
         <w:t>Investigations</w:t>
       </w:r>
@@ -26655,7 +26644,7 @@
         <w:pStyle w:val="Heading3"/>
         <w:spacing w:line="240" w:lineRule="auto"/>
       </w:pPr>
-      <w:bookmarkStart w:id="36" w:name="_Toc220575395"/>
+      <w:bookmarkStart w:id="36" w:name="_Toc226032909"/>
       <w:r>
         <w:lastRenderedPageBreak/>
         <w:t>Differential</w:t>
@@ -26776,7 +26765,7 @@
         <w:pStyle w:val="Heading3"/>
         <w:spacing w:line="240" w:lineRule="auto"/>
       </w:pPr>
-      <w:bookmarkStart w:id="37" w:name="_Toc220575396"/>
+      <w:bookmarkStart w:id="37" w:name="_Toc226032910"/>
       <w:r>
         <w:t>Management</w:t>
       </w:r>
@@ -27326,7 +27315,7 @@
         <w:spacing w:before="0"/>
       </w:pPr>
       <w:bookmarkStart w:id="39" w:name="_Toc219820730"/>
-      <w:bookmarkStart w:id="40" w:name="_Toc220575397"/>
+      <w:bookmarkStart w:id="40" w:name="_Toc226032911"/>
       <w:r>
         <w:lastRenderedPageBreak/>
         <w:t>Bronchiectasis</w:t>
@@ -27339,7 +27328,7 @@
         <w:pStyle w:val="Heading3"/>
         <w:spacing w:line="240" w:lineRule="auto"/>
       </w:pPr>
-      <w:bookmarkStart w:id="41" w:name="_Toc220575398"/>
+      <w:bookmarkStart w:id="41" w:name="_Toc226032912"/>
       <w:r>
         <w:t>Definition</w:t>
       </w:r>
@@ -27464,7 +27453,7 @@
         <w:pStyle w:val="Heading3"/>
         <w:spacing w:line="240" w:lineRule="auto"/>
       </w:pPr>
-      <w:bookmarkStart w:id="42" w:name="_Toc220575399"/>
+      <w:bookmarkStart w:id="42" w:name="_Toc226032913"/>
       <w:r>
         <w:t>Causes/risk factors</w:t>
       </w:r>
@@ -27831,7 +27820,7 @@
         <w:pStyle w:val="Heading3"/>
         <w:spacing w:line="240" w:lineRule="auto"/>
       </w:pPr>
-      <w:bookmarkStart w:id="43" w:name="_Toc220575400"/>
+      <w:bookmarkStart w:id="43" w:name="_Toc226032914"/>
       <w:r>
         <w:t>Prevention/promotion</w:t>
       </w:r>
@@ -28027,7 +28016,7 @@
         <w:pStyle w:val="Heading3"/>
         <w:spacing w:line="240" w:lineRule="auto"/>
       </w:pPr>
-      <w:bookmarkStart w:id="44" w:name="_Toc220575401"/>
+      <w:bookmarkStart w:id="44" w:name="_Toc226032915"/>
       <w:r>
         <w:t>Signs and symptoms</w:t>
       </w:r>
@@ -28271,7 +28260,7 @@
         <w:pStyle w:val="Heading3"/>
         <w:spacing w:line="240" w:lineRule="auto"/>
       </w:pPr>
-      <w:bookmarkStart w:id="45" w:name="_Toc220575402"/>
+      <w:bookmarkStart w:id="45" w:name="_Toc226032916"/>
       <w:r>
         <w:t>Investigations</w:t>
       </w:r>
@@ -28720,7 +28709,7 @@
         <w:pStyle w:val="Heading3"/>
         <w:spacing w:line="240" w:lineRule="auto"/>
       </w:pPr>
-      <w:bookmarkStart w:id="46" w:name="_Toc220575403"/>
+      <w:bookmarkStart w:id="46" w:name="_Toc226032917"/>
       <w:r>
         <w:t>Differential</w:t>
       </w:r>
@@ -28840,7 +28829,7 @@
         <w:pStyle w:val="Heading3"/>
         <w:spacing w:line="240" w:lineRule="auto"/>
       </w:pPr>
-      <w:bookmarkStart w:id="47" w:name="_Toc220575404"/>
+      <w:bookmarkStart w:id="47" w:name="_Toc226032918"/>
       <w:r>
         <w:t>Management</w:t>
       </w:r>
@@ -30227,7 +30216,7 @@
         <w:spacing w:before="0"/>
       </w:pPr>
       <w:bookmarkStart w:id="49" w:name="_Toc219820731"/>
-      <w:bookmarkStart w:id="50" w:name="_Toc220575405"/>
+      <w:bookmarkStart w:id="50" w:name="_Toc226032919"/>
       <w:r>
         <w:lastRenderedPageBreak/>
         <w:t>References</w:t>
@@ -30805,121 +30794,88 @@
 
 <file path=word/footer1.xml><?xml version="1.0" encoding="utf-8"?>
 <w:ftr xmlns:wpc="http://schemas.microsoft.com/office/word/2010/wordprocessingCanvas" xmlns:cx="http://schemas.microsoft.com/office/drawing/2014/chartex" xmlns:cx1="http://schemas.microsoft.com/office/drawing/2015/9/8/chartex" xmlns:cx2="http://schemas.microsoft.com/office/drawing/2015/10/21/chartex" xmlns:cx3="http://schemas.microsoft.com/office/drawing/2016/5/9/chartex" xmlns:cx4="http://schemas.microsoft.com/office/drawing/2016/5/10/chartex" xmlns:cx5="http://schemas.microsoft.com/office/drawing/2016/5/11/chartex" xmlns:cx6="http://schemas.microsoft.com/office/drawing/2016/5/12/chartex" xmlns:cx7="http://schemas.microsoft.com/office/drawing/2016/5/13/chartex" xmlns:cx8="http://schemas.microsoft.com/office/drawing/2016/5/14/chartex" xmlns:mc="http://schemas.openxmlformats.org/markup-compatibility/2006" xmlns:aink="http://schemas.microsoft.com/office/drawing/2016/ink" xmlns:am3d="http://schemas.microsoft.com/office/drawing/2017/model3d" xmlns:o="urn:schemas-microsoft-com:office:office" xmlns:oel="http://schemas.microsoft.com/office/2019/extlst" xmlns:r="http://schemas.openxmlformats.org/officeDocument/2006/relationships" xmlns:m="http://schemas.openxmlformats.org/officeDocument/2006/math" xmlns:v="urn:schemas-microsoft-com:vml" xmlns:wp14="http://schemas.microsoft.com/office/word/2010/wordprocessingDrawing" xmlns:wp="http://schemas.openxmlformats.org/drawingml/2006/wordprocessingDrawing" xmlns:w10="urn:schemas-microsoft-com:office:word" xmlns:w="http://schemas.openxmlformats.org/wordprocessingml/2006/main" xmlns:w14="http://schemas.microsoft.com/office/word/2010/wordml" xmlns:w15="http://schemas.microsoft.com/office/word/2012/wordml" xmlns:w16cex="http://schemas.microsoft.com/office/word/2018/wordml/cex" xmlns:w16cid="http://schemas.microsoft.com/office/word/2016/wordml/cid" xmlns:w16="http://schemas.microsoft.com/office/word/2018/wordml" xmlns:w16du="http://schemas.microsoft.com/office/word/2023/wordml/word16du" xmlns:w16sdtdh="http://schemas.microsoft.com/office/word/2020/wordml/sdtdatahash" xmlns:w16sdtfl="http://schemas.microsoft.com/office/word/2024/wordml/sdtformatlock" xmlns:w16se="http://schemas.microsoft.com/office/word/2015/wordml/symex" xmlns:wpg="http://schemas.microsoft.com/office/word/2010/wordprocessingGroup" xmlns:wpi="http://schemas.microsoft.com/office/word/2010/wordprocessingInk" xmlns:wne="http://schemas.microsoft.com/office/word/2006/wordml" xmlns:wps="http://schemas.microsoft.com/office/word/2010/wordprocessingShape" mc:Ignorable="w14 w15 w16se w16cid w16 w16cex w16sdtdh w16sdtfl w16du wp14">
-  <w:sdt>
-    <w:sdtPr>
-      <w:rPr>
-        <w:rStyle w:val="PageNumber"/>
-      </w:rPr>
-      <w:id w:val="-1753803367"/>
-      <w:docPartObj>
-        <w:docPartGallery w:val="Page Numbers (Bottom of Page)"/>
-        <w:docPartUnique/>
-      </w:docPartObj>
-    </w:sdtPr>
-    <w:sdtContent>
-      <w:p>
-        <w:pPr>
-          <w:pStyle w:val="Footer"/>
-          <w:framePr w:wrap="none" w:vAnchor="text" w:hAnchor="margin" w:xAlign="right" w:y="1"/>
-          <w:rPr>
-            <w:rStyle w:val="PageNumber"/>
-          </w:rPr>
-        </w:pPr>
-        <w:r>
-          <w:rPr>
-            <w:rStyle w:val="PageNumber"/>
-          </w:rPr>
-          <w:fldChar w:fldCharType="begin"/>
-        </w:r>
-        <w:r>
-          <w:rPr>
-            <w:rStyle w:val="PageNumber"/>
-          </w:rPr>
-          <w:instrText xml:space="preserve"> PAGE </w:instrText>
-        </w:r>
-        <w:r>
-          <w:rPr>
-            <w:rStyle w:val="PageNumber"/>
-          </w:rPr>
-          <w:fldChar w:fldCharType="separate"/>
-        </w:r>
-        <w:r>
-          <w:rPr>
-            <w:rStyle w:val="PageNumber"/>
-          </w:rPr>
-          <w:fldChar w:fldCharType="end"/>
-        </w:r>
-      </w:p>
-    </w:sdtContent>
-  </w:sdt>
   <w:p>
     <w:pPr>
-      <w:ind w:right="360"/>
+      <w:pStyle w:val="Footer"/>
+      <w:framePr w:wrap="around" w:vAnchor="text" w:hAnchor="margin" w:xAlign="center" w:y="1"/>
+      <w:rPr>
+        <w:rStyle w:val="PageNumber"/>
+      </w:rPr>
     </w:pPr>
+    <w:r>
+      <w:rPr>
+        <w:rStyle w:val="PageNumber"/>
+      </w:rPr>
+      <w:fldChar w:fldCharType="begin"/>
+    </w:r>
+    <w:r>
+      <w:rPr>
+        <w:rStyle w:val="PageNumber"/>
+      </w:rPr>
+      <w:instrText xml:space="preserve"> PAGE </w:instrText>
+    </w:r>
+    <w:r>
+      <w:rPr>
+        <w:rStyle w:val="PageNumber"/>
+      </w:rPr>
+      <w:fldChar w:fldCharType="separate"/>
+    </w:r>
+    <w:r>
+      <w:rPr>
+        <w:rStyle w:val="PageNumber"/>
+      </w:rPr>
+      <w:fldChar w:fldCharType="end"/>
+    </w:r>
   </w:p>
+  <w:p/>
 </w:ftr>
 </file>
 
 <file path=word/footer2.xml><?xml version="1.0" encoding="utf-8"?>
 <w:ftr xmlns:wpc="http://schemas.microsoft.com/office/word/2010/wordprocessingCanvas" xmlns:cx="http://schemas.microsoft.com/office/drawing/2014/chartex" xmlns:cx1="http://schemas.microsoft.com/office/drawing/2015/9/8/chartex" xmlns:cx2="http://schemas.microsoft.com/office/drawing/2015/10/21/chartex" xmlns:cx3="http://schemas.microsoft.com/office/drawing/2016/5/9/chartex" xmlns:cx4="http://schemas.microsoft.com/office/drawing/2016/5/10/chartex" xmlns:cx5="http://schemas.microsoft.com/office/drawing/2016/5/11/chartex" xmlns:cx6="http://schemas.microsoft.com/office/drawing/2016/5/12/chartex" xmlns:cx7="http://schemas.microsoft.com/office/drawing/2016/5/13/chartex" xmlns:cx8="http://schemas.microsoft.com/office/drawing/2016/5/14/chartex" xmlns:mc="http://schemas.openxmlformats.org/markup-compatibility/2006" xmlns:aink="http://schemas.microsoft.com/office/drawing/2016/ink" xmlns:am3d="http://schemas.microsoft.com/office/drawing/2017/model3d" xmlns:o="urn:schemas-microsoft-com:office:office" xmlns:oel="http://schemas.microsoft.com/office/2019/extlst" xmlns:r="http://schemas.openxmlformats.org/officeDocument/2006/relationships" xmlns:m="http://schemas.openxmlformats.org/officeDocument/2006/math" xmlns:v="urn:schemas-microsoft-com:vml" xmlns:wp14="http://schemas.microsoft.com/office/word/2010/wordprocessingDrawing" xmlns:wp="http://schemas.openxmlformats.org/drawingml/2006/wordprocessingDrawing" xmlns:w10="urn:schemas-microsoft-com:office:word" xmlns:w="http://schemas.openxmlformats.org/wordprocessingml/2006/main" xmlns:w14="http://schemas.microsoft.com/office/word/2010/wordml" xmlns:w15="http://schemas.microsoft.com/office/word/2012/wordml" xmlns:w16cex="http://schemas.microsoft.com/office/word/2018/wordml/cex" xmlns:w16cid="http://schemas.microsoft.com/office/word/2016/wordml/cid" xmlns:w16="http://schemas.microsoft.com/office/word/2018/wordml" xmlns:w16du="http://schemas.microsoft.com/office/word/2023/wordml/word16du" xmlns:w16sdtdh="http://schemas.microsoft.com/office/word/2020/wordml/sdtdatahash" xmlns:w16sdtfl="http://schemas.microsoft.com/office/word/2024/wordml/sdtformatlock" xmlns:w16se="http://schemas.microsoft.com/office/word/2015/wordml/symex" xmlns:wpg="http://schemas.microsoft.com/office/word/2010/wordprocessingGroup" xmlns:wpi="http://schemas.microsoft.com/office/word/2010/wordprocessingInk" xmlns:wne="http://schemas.microsoft.com/office/word/2006/wordml" xmlns:wps="http://schemas.microsoft.com/office/word/2010/wordprocessingShape" mc:Ignorable="w14 w15 w16se w16cid w16 w16cex w16sdtdh w16sdtfl w16du wp14">
-  <w:sdt>
-    <w:sdtPr>
+  <w:p>
+    <w:pPr>
+      <w:pStyle w:val="Footer"/>
+      <w:framePr w:wrap="around" w:vAnchor="text" w:hAnchor="margin" w:xAlign="center" w:y="1"/>
       <w:rPr>
         <w:rStyle w:val="PageNumber"/>
       </w:rPr>
-      <w:id w:val="-18006706"/>
-      <w:docPartObj>
-        <w:docPartGallery w:val="Page Numbers (Bottom of Page)"/>
-        <w:docPartUnique/>
-      </w:docPartObj>
-    </w:sdtPr>
-    <w:sdtContent>
-      <w:p>
-        <w:pPr>
-          <w:pStyle w:val="Footer"/>
-          <w:framePr w:wrap="none" w:vAnchor="text" w:hAnchor="margin" w:xAlign="right" w:y="1"/>
-          <w:rPr>
-            <w:rStyle w:val="PageNumber"/>
-          </w:rPr>
-        </w:pPr>
-        <w:r>
-          <w:rPr>
-            <w:rStyle w:val="PageNumber"/>
-          </w:rPr>
-          <w:fldChar w:fldCharType="begin"/>
-        </w:r>
-        <w:r>
-          <w:rPr>
-            <w:rStyle w:val="PageNumber"/>
-          </w:rPr>
-          <w:instrText xml:space="preserve"> PAGE </w:instrText>
-        </w:r>
-        <w:r>
-          <w:rPr>
-            <w:rStyle w:val="PageNumber"/>
-          </w:rPr>
-          <w:fldChar w:fldCharType="separate"/>
-        </w:r>
-        <w:r>
-          <w:rPr>
-            <w:rStyle w:val="PageNumber"/>
-            <w:noProof/>
-          </w:rPr>
-          <w:t>4</w:t>
-        </w:r>
-        <w:r>
-          <w:rPr>
-            <w:rStyle w:val="PageNumber"/>
-          </w:rPr>
-          <w:fldChar w:fldCharType="end"/>
-        </w:r>
-      </w:p>
-    </w:sdtContent>
-  </w:sdt>
+    </w:pPr>
+    <w:r>
+      <w:rPr>
+        <w:rStyle w:val="PageNumber"/>
+      </w:rPr>
+      <w:fldChar w:fldCharType="begin"/>
+    </w:r>
+    <w:r>
+      <w:rPr>
+        <w:rStyle w:val="PageNumber"/>
+      </w:rPr>
+      <w:instrText xml:space="preserve"> PAGE </w:instrText>
+    </w:r>
+    <w:r>
+      <w:rPr>
+        <w:rStyle w:val="PageNumber"/>
+      </w:rPr>
+      <w:fldChar w:fldCharType="separate"/>
+    </w:r>
+    <w:r>
+      <w:rPr>
+        <w:rStyle w:val="PageNumber"/>
+        <w:noProof/>
+      </w:rPr>
+      <w:t>21</w:t>
+    </w:r>
+    <w:r>
+      <w:rPr>
+        <w:rStyle w:val="PageNumber"/>
+      </w:rPr>
+      <w:fldChar w:fldCharType="end"/>
+    </w:r>
+  </w:p>
   <w:p>
     <w:pPr>
       <w:spacing w:before="5"/>
-      <w:ind w:right="360"/>
       <w:rPr>
         <w:sz w:val="20"/>
       </w:rPr>
@@ -30932,7 +30888,7 @@
       <mc:AlternateContent>
         <mc:Choice Requires="wps">
           <w:drawing>
-            <wp:anchor distT="0" distB="5080" distL="0" distR="10160" simplePos="0" relativeHeight="251657728" behindDoc="1" locked="0" layoutInCell="0" allowOverlap="1" wp14:anchorId="7AFDC3D1" wp14:editId="744E2F45">
+            <wp:anchor distT="0" distB="5080" distL="0" distR="10160" simplePos="0" relativeHeight="251679744" behindDoc="1" locked="0" layoutInCell="0" allowOverlap="1" wp14:anchorId="1928781E" wp14:editId="4094C6DA">
               <wp:simplePos x="0" y="0"/>
               <wp:positionH relativeFrom="page">
                 <wp:posOffset>3601085</wp:posOffset>
@@ -31044,7 +31000,7 @@
         </mc:Choice>
         <mc:Fallback>
           <w:pict>
-            <v:rect w14:anchorId="0B418BF5" id="docshape 16" o:spid="_x0000_s1027" style="position:absolute;margin-left:283.55pt;margin-top:797.1pt;width:29.2pt;height:19.6pt;z-index:-251636736;visibility:visible;mso-wrap-style:square;mso-wrap-distance-left:0;mso-wrap-distance-top:0;mso-wrap-distance-right:.8pt;mso-wrap-distance-bottom:.4pt;mso-position-horizontal:absolute;mso-position-horizontal-relative:page;mso-position-vertical:absolute;mso-position-vertical-relative:page;v-text-anchor:top" o:gfxdata="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" o:allowincell="f" filled="f" stroked="f" strokeweight="0">
+            <v:rect w14:anchorId="1928781E" id="docshape 16" o:spid="_x0000_s1027" style="position:absolute;margin-left:283.55pt;margin-top:797.1pt;width:29.2pt;height:19.6pt;z-index:-251636736;visibility:visible;mso-wrap-style:square;mso-wrap-distance-left:0;mso-wrap-distance-top:0;mso-wrap-distance-right:.8pt;mso-wrap-distance-bottom:.4pt;mso-position-horizontal:absolute;mso-position-horizontal-relative:page;mso-position-vertical:absolute;mso-position-vertical-relative:page;v-text-anchor:top" o:gfxdata="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" o:allowincell="f" filled="f" stroked="f" strokeweight="0">
               <v:textbox inset="0,0,0,0">
                 <w:txbxContent>
                   <w:p>
@@ -31131,7 +31087,7 @@
       <mc:AlternateContent>
         <mc:Choice Requires="wps">
           <w:drawing>
-            <wp:anchor distT="0" distB="5080" distL="0" distR="10160" simplePos="0" relativeHeight="251658752" behindDoc="1" locked="0" layoutInCell="0" allowOverlap="1" wp14:anchorId="76785E21" wp14:editId="02BFFFC5">
+            <wp:anchor distT="0" distB="5080" distL="0" distR="10160" simplePos="0" relativeHeight="251680768" behindDoc="1" locked="0" layoutInCell="0" allowOverlap="1" wp14:anchorId="269D7CA1" wp14:editId="02C2E164">
               <wp:simplePos x="0" y="0"/>
               <wp:positionH relativeFrom="page">
                 <wp:posOffset>3601085</wp:posOffset>
@@ -31243,7 +31199,7 @@
         </mc:Choice>
         <mc:Fallback>
           <w:pict>
-            <v:rect w14:anchorId="499FCF0B" id="_x0000_s1028" style="position:absolute;margin-left:283.55pt;margin-top:797.1pt;width:29.2pt;height:19.6pt;z-index:-251636736;visibility:visible;mso-wrap-style:square;mso-wrap-distance-left:0;mso-wrap-distance-top:0;mso-wrap-distance-right:.8pt;mso-wrap-distance-bottom:.4pt;mso-position-horizontal:absolute;mso-position-horizontal-relative:page;mso-position-vertical:absolute;mso-position-vertical-relative:page;v-text-anchor:top" o:gfxdata="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" o:allowincell="f" filled="f" stroked="f" strokeweight="0">
+            <v:rect w14:anchorId="269D7CA1" id="_x0000_s1028" style="position:absolute;margin-left:283.55pt;margin-top:797.1pt;width:29.2pt;height:19.6pt;z-index:-251635712;visibility:visible;mso-wrap-style:square;mso-wrap-distance-left:0;mso-wrap-distance-top:0;mso-wrap-distance-right:.8pt;mso-wrap-distance-bottom:.4pt;mso-position-horizontal:absolute;mso-position-horizontal-relative:page;mso-position-vertical:absolute;mso-position-vertical-relative:page;v-text-anchor:top" o:gfxdata="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" o:allowincell="f" filled="f" stroked="f" strokeweight="0">
               <v:textbox inset="0,0,0,0">
                 <w:txbxContent>
                   <w:p>
@@ -31315,6 +31271,39 @@
 
 <file path=word/footer4.xml><?xml version="1.0" encoding="utf-8"?>
 <w:ftr xmlns:wpc="http://schemas.microsoft.com/office/word/2010/wordprocessingCanvas" xmlns:cx="http://schemas.microsoft.com/office/drawing/2014/chartex" xmlns:cx1="http://schemas.microsoft.com/office/drawing/2015/9/8/chartex" xmlns:cx2="http://schemas.microsoft.com/office/drawing/2015/10/21/chartex" xmlns:cx3="http://schemas.microsoft.com/office/drawing/2016/5/9/chartex" xmlns:cx4="http://schemas.microsoft.com/office/drawing/2016/5/10/chartex" xmlns:cx5="http://schemas.microsoft.com/office/drawing/2016/5/11/chartex" xmlns:cx6="http://schemas.microsoft.com/office/drawing/2016/5/12/chartex" xmlns:cx7="http://schemas.microsoft.com/office/drawing/2016/5/13/chartex" xmlns:cx8="http://schemas.microsoft.com/office/drawing/2016/5/14/chartex" xmlns:mc="http://schemas.openxmlformats.org/markup-compatibility/2006" xmlns:aink="http://schemas.microsoft.com/office/drawing/2016/ink" xmlns:am3d="http://schemas.microsoft.com/office/drawing/2017/model3d" xmlns:o="urn:schemas-microsoft-com:office:office" xmlns:oel="http://schemas.microsoft.com/office/2019/extlst" xmlns:r="http://schemas.openxmlformats.org/officeDocument/2006/relationships" xmlns:m="http://schemas.openxmlformats.org/officeDocument/2006/math" xmlns:v="urn:schemas-microsoft-com:vml" xmlns:wp14="http://schemas.microsoft.com/office/word/2010/wordprocessingDrawing" xmlns:wp="http://schemas.openxmlformats.org/drawingml/2006/wordprocessingDrawing" xmlns:w10="urn:schemas-microsoft-com:office:word" xmlns:w="http://schemas.openxmlformats.org/wordprocessingml/2006/main" xmlns:w14="http://schemas.microsoft.com/office/word/2010/wordml" xmlns:w15="http://schemas.microsoft.com/office/word/2012/wordml" xmlns:w16cex="http://schemas.microsoft.com/office/word/2018/wordml/cex" xmlns:w16cid="http://schemas.microsoft.com/office/word/2016/wordml/cid" xmlns:w16="http://schemas.microsoft.com/office/word/2018/wordml" xmlns:w16du="http://schemas.microsoft.com/office/word/2023/wordml/word16du" xmlns:w16sdtdh="http://schemas.microsoft.com/office/word/2020/wordml/sdtdatahash" xmlns:w16sdtfl="http://schemas.microsoft.com/office/word/2024/wordml/sdtformatlock" xmlns:w16se="http://schemas.microsoft.com/office/word/2015/wordml/symex" xmlns:wpg="http://schemas.microsoft.com/office/word/2010/wordprocessingGroup" xmlns:wpi="http://schemas.microsoft.com/office/word/2010/wordprocessingInk" xmlns:wne="http://schemas.microsoft.com/office/word/2006/wordml" xmlns:wps="http://schemas.microsoft.com/office/word/2010/wordprocessingShape" mc:Ignorable="w14 w15 w16se w16cid w16 w16cex w16sdtdh w16sdtfl w16du wp14">
+  <w:p>
+    <w:pPr>
+      <w:pStyle w:val="Footer"/>
+      <w:framePr w:wrap="around" w:vAnchor="text" w:hAnchor="margin" w:xAlign="center" w:y="1"/>
+      <w:rPr>
+        <w:rStyle w:val="PageNumber"/>
+      </w:rPr>
+    </w:pPr>
+    <w:r>
+      <w:rPr>
+        <w:rStyle w:val="PageNumber"/>
+      </w:rPr>
+      <w:fldChar w:fldCharType="begin"/>
+    </w:r>
+    <w:r>
+      <w:rPr>
+        <w:rStyle w:val="PageNumber"/>
+      </w:rPr>
+      <w:instrText xml:space="preserve"> PAGE </w:instrText>
+    </w:r>
+    <w:r>
+      <w:rPr>
+        <w:rStyle w:val="PageNumber"/>
+      </w:rPr>
+      <w:fldChar w:fldCharType="separate"/>
+    </w:r>
+    <w:r>
+      <w:rPr>
+        <w:rStyle w:val="PageNumber"/>
+      </w:rPr>
+      <w:fldChar w:fldCharType="end"/>
+    </w:r>
+  </w:p>
   <w:p/>
 </w:ftr>
 </file>
@@ -31323,6 +31312,46 @@
 <w:ftr xmlns:wpc="http://schemas.microsoft.com/office/word/2010/wordprocessingCanvas" xmlns:cx="http://schemas.microsoft.com/office/drawing/2014/chartex" xmlns:cx1="http://schemas.microsoft.com/office/drawing/2015/9/8/chartex" xmlns:cx2="http://schemas.microsoft.com/office/drawing/2015/10/21/chartex" xmlns:cx3="http://schemas.microsoft.com/office/drawing/2016/5/9/chartex" xmlns:cx4="http://schemas.microsoft.com/office/drawing/2016/5/10/chartex" xmlns:cx5="http://schemas.microsoft.com/office/drawing/2016/5/11/chartex" xmlns:cx6="http://schemas.microsoft.com/office/drawing/2016/5/12/chartex" xmlns:cx7="http://schemas.microsoft.com/office/drawing/2016/5/13/chartex" xmlns:cx8="http://schemas.microsoft.com/office/drawing/2016/5/14/chartex" xmlns:mc="http://schemas.openxmlformats.org/markup-compatibility/2006" xmlns:aink="http://schemas.microsoft.com/office/drawing/2016/ink" xmlns:am3d="http://schemas.microsoft.com/office/drawing/2017/model3d" xmlns:o="urn:schemas-microsoft-com:office:office" xmlns:oel="http://schemas.microsoft.com/office/2019/extlst" xmlns:r="http://schemas.openxmlformats.org/officeDocument/2006/relationships" xmlns:m="http://schemas.openxmlformats.org/officeDocument/2006/math" xmlns:v="urn:schemas-microsoft-com:vml" xmlns:wp14="http://schemas.microsoft.com/office/word/2010/wordprocessingDrawing" xmlns:wp="http://schemas.openxmlformats.org/drawingml/2006/wordprocessingDrawing" xmlns:w10="urn:schemas-microsoft-com:office:word" xmlns:w="http://schemas.openxmlformats.org/wordprocessingml/2006/main" xmlns:w14="http://schemas.microsoft.com/office/word/2010/wordml" xmlns:w15="http://schemas.microsoft.com/office/word/2012/wordml" xmlns:w16cex="http://schemas.microsoft.com/office/word/2018/wordml/cex" xmlns:w16cid="http://schemas.microsoft.com/office/word/2016/wordml/cid" xmlns:w16="http://schemas.microsoft.com/office/word/2018/wordml" xmlns:w16du="http://schemas.microsoft.com/office/word/2023/wordml/word16du" xmlns:w16sdtdh="http://schemas.microsoft.com/office/word/2020/wordml/sdtdatahash" xmlns:w16sdtfl="http://schemas.microsoft.com/office/word/2024/wordml/sdtformatlock" xmlns:w16se="http://schemas.microsoft.com/office/word/2015/wordml/symex" xmlns:wpg="http://schemas.microsoft.com/office/word/2010/wordprocessingGroup" xmlns:wpi="http://schemas.microsoft.com/office/word/2010/wordprocessingInk" xmlns:wne="http://schemas.microsoft.com/office/word/2006/wordml" xmlns:wps="http://schemas.microsoft.com/office/word/2010/wordprocessingShape" mc:Ignorable="w14 w15 w16se w16cid w16 w16cex w16sdtdh w16sdtfl w16du wp14">
   <w:p>
     <w:pPr>
+      <w:pStyle w:val="Footer"/>
+      <w:framePr w:wrap="around" w:vAnchor="text" w:hAnchor="margin" w:xAlign="center" w:y="1"/>
+      <w:rPr>
+        <w:rStyle w:val="PageNumber"/>
+      </w:rPr>
+    </w:pPr>
+    <w:r>
+      <w:rPr>
+        <w:rStyle w:val="PageNumber"/>
+      </w:rPr>
+      <w:fldChar w:fldCharType="begin"/>
+    </w:r>
+    <w:r>
+      <w:rPr>
+        <w:rStyle w:val="PageNumber"/>
+      </w:rPr>
+      <w:instrText xml:space="preserve"> PAGE </w:instrText>
+    </w:r>
+    <w:r>
+      <w:rPr>
+        <w:rStyle w:val="PageNumber"/>
+      </w:rPr>
+      <w:fldChar w:fldCharType="separate"/>
+    </w:r>
+    <w:r>
+      <w:rPr>
+        <w:rStyle w:val="PageNumber"/>
+        <w:noProof/>
+      </w:rPr>
+      <w:t>22</w:t>
+    </w:r>
+    <w:r>
+      <w:rPr>
+        <w:rStyle w:val="PageNumber"/>
+      </w:rPr>
+      <w:fldChar w:fldCharType="end"/>
+    </w:r>
+  </w:p>
+  <w:p>
+    <w:pPr>
       <w:spacing w:before="5"/>
       <w:rPr>
         <w:sz w:val="20"/>
@@ -31336,7 +31365,7 @@
       <mc:AlternateContent>
         <mc:Choice Requires="wps">
           <w:drawing>
-            <wp:anchor distT="0" distB="5080" distL="0" distR="10160" simplePos="0" relativeHeight="251655680" behindDoc="1" locked="0" layoutInCell="0" allowOverlap="1" wp14:anchorId="1AC3CBB6" wp14:editId="646ABFDD">
+            <wp:anchor distT="0" distB="5080" distL="0" distR="10160" simplePos="0" relativeHeight="251676672" behindDoc="1" locked="0" layoutInCell="0" allowOverlap="1" wp14:anchorId="2FB03234" wp14:editId="1582C717">
               <wp:simplePos x="0" y="0"/>
               <wp:positionH relativeFrom="page">
                 <wp:posOffset>3601085</wp:posOffset>
@@ -31535,7 +31564,7 @@
       <mc:AlternateContent>
         <mc:Choice Requires="wps">
           <w:drawing>
-            <wp:anchor distT="0" distB="5080" distL="0" distR="10160" simplePos="0" relativeHeight="251656704" behindDoc="1" locked="0" layoutInCell="0" allowOverlap="1" wp14:anchorId="6E4F5B59" wp14:editId="75704BE8">
+            <wp:anchor distT="0" distB="5080" distL="0" distR="10160" simplePos="0" relativeHeight="251677696" behindDoc="1" locked="0" layoutInCell="0" allowOverlap="1" wp14:anchorId="551C7ACC" wp14:editId="409FBBDA">
               <wp:simplePos x="0" y="0"/>
               <wp:positionH relativeFrom="page">
                 <wp:posOffset>3601085</wp:posOffset>
@@ -31763,7 +31792,7 @@
       <mc:AlternateContent>
         <mc:Choice Requires="wps">
           <w:drawing>
-            <wp:anchor distT="0" distB="0" distL="0" distR="0" simplePos="0" relativeHeight="251659776" behindDoc="0" locked="0" layoutInCell="0" allowOverlap="1" wp14:anchorId="55E006D8" wp14:editId="0E735E85">
+            <wp:anchor distT="0" distB="0" distL="0" distR="0" simplePos="0" relativeHeight="251681792" behindDoc="0" locked="0" layoutInCell="0" allowOverlap="1" wp14:anchorId="6943667A" wp14:editId="59BF40DE">
               <wp:simplePos x="0" y="0"/>
               <wp:positionH relativeFrom="page">
                 <wp:posOffset>2041843</wp:posOffset>
@@ -31846,7 +31875,7 @@
         </mc:Choice>
         <mc:Fallback>
           <w:pict>
-            <v:rect w14:anchorId="55E006D8" id="docshape111" o:spid="_x0000_s1026" style="position:absolute;left:0;text-align:left;margin-left:160.8pt;margin-top:416pt;width:849.3pt;height:17.3pt;rotation:-90;z-index:251659776;visibility:visible;mso-wrap-style:square;mso-width-percent:1000;mso-height-percent:0;mso-wrap-distance-left:0;mso-wrap-distance-top:0;mso-wrap-distance-right:0;mso-wrap-distance-bottom:0;mso-position-horizontal:absolute;mso-position-horizontal-relative:page;mso-position-vertical:absolute;mso-position-vertical-relative:page;mso-width-percent:1000;mso-height-percent:0;mso-width-relative:margin;mso-height-relative:margin;v-text-anchor:middle" o:gfxdata="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" o:allowincell="f" fillcolor="#37a462" stroked="f" strokeweight="0">
+            <v:rect w14:anchorId="6943667A" id="docshape111" o:spid="_x0000_s1026" style="position:absolute;left:0;text-align:left;margin-left:160.8pt;margin-top:416pt;width:849.3pt;height:17.3pt;rotation:-90;z-index:251681792;visibility:visible;mso-wrap-style:square;mso-width-percent:1000;mso-height-percent:0;mso-wrap-distance-left:0;mso-wrap-distance-top:0;mso-wrap-distance-right:0;mso-wrap-distance-bottom:0;mso-position-horizontal:absolute;mso-position-horizontal-relative:page;mso-position-vertical:absolute;mso-position-vertical-relative:page;mso-width-percent:1000;mso-height-percent:0;mso-width-relative:margin;mso-height-relative:margin;v-text-anchor:middle" o:gfxdata="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" o:allowincell="f" fillcolor="#37a462" stroked="f" strokeweight="0">
               <v:textbox style="mso-fit-shape-to-text:t" inset="0,0,0,0">
                 <w:txbxContent>
                   <w:p>
@@ -31914,6 +31943,22 @@
         <w:szCs w:val="28"/>
       </w:rPr>
       <w:fldChar w:fldCharType="end"/>
+    </w:r>
+  </w:p>
+  <w:p>
+    <w:pPr>
+      <w:jc w:val="center"/>
+      <w:rPr>
+        <w:sz w:val="20"/>
+        <w:szCs w:val="20"/>
+      </w:rPr>
+    </w:pPr>
+    <w:r>
+      <w:rPr>
+        <w:sz w:val="20"/>
+        <w:szCs w:val="20"/>
+      </w:rPr>
+      <w:t>Second Edition</w:t>
     </w:r>
   </w:p>
 </w:hdr>
@@ -56664,7 +56709,7 @@
     <w:basedOn w:val="DefaultParagraphFont"/>
     <w:link w:val="Heading1"/>
     <w:uiPriority w:val="9"/>
-    <w:rsid w:val="000D488D"/>
+    <w:rsid w:val="00F81FCB"/>
     <w:rPr>
       <w:rFonts w:ascii="Segoe UI" w:eastAsia="Source Sans Pro" w:hAnsi="Segoe UI" w:cs="Source Sans Pro"/>
       <w:b/>
@@ -56680,7 +56725,7 @@
     <w:basedOn w:val="DefaultParagraphFont"/>
     <w:link w:val="Heading2"/>
     <w:uiPriority w:val="9"/>
-    <w:rsid w:val="000D488D"/>
+    <w:rsid w:val="00F81FCB"/>
     <w:rPr>
       <w:rFonts w:ascii="Segoe UI" w:eastAsia="Source Sans Pro" w:hAnsi="Segoe UI" w:cs="Source Sans Pro"/>
       <w:b/>
@@ -56697,7 +56742,7 @@
     <w:basedOn w:val="DefaultParagraphFont"/>
     <w:link w:val="Heading4"/>
     <w:uiPriority w:val="9"/>
-    <w:rsid w:val="000D488D"/>
+    <w:rsid w:val="00F81FCB"/>
     <w:rPr>
       <w:rFonts w:ascii="Segoe UI" w:eastAsia="Source Sans Pro" w:hAnsi="Segoe UI" w:cs="Source Sans Pro"/>
       <w:b/>
@@ -56712,7 +56757,7 @@
     <w:basedOn w:val="DefaultParagraphFont"/>
     <w:link w:val="Heading5"/>
     <w:uiPriority w:val="9"/>
-    <w:rsid w:val="000D488D"/>
+    <w:rsid w:val="00F81FCB"/>
     <w:rPr>
       <w:rFonts w:ascii="Segoe UI" w:eastAsia="Source Sans Pro" w:hAnsi="Segoe UI" w:cs="Source Sans Pro"/>
       <w:b/>
@@ -56728,7 +56773,7 @@
     <w:uiPriority w:val="99"/>
     <w:semiHidden/>
     <w:unhideWhenUsed/>
-    <w:rsid w:val="00181AAD"/>
+    <w:rsid w:val="0086491E"/>
   </w:style>
 </w:styles>
 </file>
